--- a/Module Edit Docs/I8 - Edit Doc.docx
+++ b/Module Edit Docs/I8 - Edit Doc.docx
@@ -22,6 +22,67 @@
     </w:p>
     <w:p/>
     <w:p>
+      <w:r>
+        <w:rPr>
+          <w:b/>
+          <w:color w:val="B00000"/>
+          <w:sz w:val="21"/>
+        </w:rPr>
+        <w:t>ISSUES FLAGGED FOR THIS MODULE (4)</w:t>
+      </w:r>
+    </w:p>
+    <w:p>
+      <w:r>
+        <w:rPr>
+          <w:i/>
+          <w:color w:val="5A5A5A"/>
+          <w:sz w:val="19"/>
+        </w:rPr>
+        <w:t>These were found while the module was built and are not part of the prose. SOURCE means the defect is in a deck, a Notion page or the source index and has to be fixed there too. DECISION means it needs your call before the page is final. NOTE is for information. Answer them in [brackets] like any other instruction.</w:t>
+      </w:r>
+    </w:p>
+    <w:p>
+      <w:r>
+        <w:rPr>
+          <w:i/>
+          <w:color w:val="5A5A5A"/>
+          <w:sz w:val="19"/>
+        </w:rPr>
+        <w:t>[NOTE: Gustavo's only edit to this doc (7 August) asked that Adda 2021 (PMID 34419120) be cited for the potentiating effect of norepinephrine on volume expansion. Applied 2026-09-12 as two paragraphs after the Persichini passage, and re-verified 2026-09-13 against the PubMed abstract and the PMC full text (PMC8379760): patient count, doses, every Pms and cardiac index figure, the responder counts and the unchanged resistance to venous return all match. The Read forward paragraph carries the potentiation and the weaning corollary. No other tracked change, comment or bracketed instruction exists in the doc, and no reference was struck.]</w:t>
+      </w:r>
+    </w:p>
+    <w:p>
+      <w:r>
+        <w:rPr>
+          <w:i/>
+          <w:color w:val="5A5A5A"/>
+          <w:sz w:val="19"/>
+        </w:rPr>
+        <w:t>[NOTE: Statistics were normalised page-wide on 2026-09-12 to the formats in Neal's I1 instruction, "20.2 (S.D. +/- 1.0 mL/kg)" and "0.32 [IQR 0.18-0.62]". Twenty-five "plus or minus" values were converted. Persichini 2012 (PMID 22926333) and Maas 2012 (PMID 22584797) were re-checked on 2026-09-13 and their values are means with S.D. Magder and De Varennes' 20.2 (S.D. +/- 1.0 mL/kg) follows Neal's own example verbatim and was not re-checked.]</w:t>
+      </w:r>
+    </w:p>
+    <w:p>
+      <w:r>
+        <w:rPr>
+          <w:i/>
+          <w:color w:val="5A5A5A"/>
+          <w:sz w:val="19"/>
+        </w:rPr>
+        <w:t>[NOTE: The closing links Module I12 in a new tab for the heart-lung account. The TODO-LINK comment covers the two Expert pages that do not exist yet, E2 and E3.]</w:t>
+      </w:r>
+    </w:p>
+    <w:p>
+      <w:r>
+        <w:rPr>
+          <w:i/>
+          <w:color w:val="5A5A5A"/>
+          <w:sz w:val="19"/>
+        </w:rPr>
+        <w:t>[NOTE: The page states the healthy Pms of 8 to 10 mmHg from N4 and treats the measured 20.9 (Maas) and 33 (Persichini) as elevated relative to it, in line with the 2026-09-12 site-wide settlement. RAP reading conventions are not discussed on this page, so no TODO-CVPREAD applied.]</w:t>
+      </w:r>
+    </w:p>
+    <w:p/>
+    <w:p>
       <w:pPr>
         <w:pStyle w:val="Heading1"/>
       </w:pPr>
@@ -31,7 +92,7 @@
     </w:p>
     <w:p>
       <w:r>
-        <w:t>Module N4 built the venous side of the circulation from the reservoir up: unstressed volume that fills vessels without distending them, stressed volume that does distend them, the mean systemic filling pressure (Pms) that the stretch generates, and the curve relating flow back to the heart to the pressure that flow has to enter. It left three questions open on purpose.</w:t>
+        <w:t>Module N4 (opens in a new tab) built the venous side of the circulation from the reservoir up: unstressed volume that fills vessels without distending them, stressed volume that does distend them, the mean systemic filling pressure (Pms) that the stretch generates, and the curve relating flow back to the heart to the pressure that flow has to enter. It left three questions open on purpose.</w:t>
       </w:r>
     </w:p>
     <w:p>
@@ -69,12 +130,12 @@
     </w:p>
     <w:p>
       <w:r>
-        <w:t>Two numbers make the reservoir concrete in a way N4 did not need to. Magder and De Varennes measured stressed volume directly in five patients undergoing hypothermic circulatory arrest, by draining the patient into the bypass reservoir once the pump was stopped, and found 20.2 plus or minus 1.0 mL/kg, about 30 percent of predicted blood volume. In a 5.5 L circulation with minimal sympathetic tone, roughly 1.3 to 1.4 L of blood is doing the work of stretching vessel walls and generating recoil. The other 4 L is holding the container open. That ratio is the whole reason venoconstriction is a hemodynamic intervention rather than a curiosity: there is a very large recruitable reserve sitting in the unstressed compartment.</w:t>
+        <w:t>Two numbers make the reservoir concrete in a way N4 did not need to. Magder and De Varennes measured stressed volume directly in five patients undergoing hypothermic circulatory arrest, by draining the patient into the bypass reservoir once the pump was stopped, and found 20.2 (S.D. +/- 1.0 mL/kg), about 30 percent of predicted blood volume. In a 5.5 L circulation with minimal sympathetic tone, roughly 1.3 to 1.4 L of blood is doing the work of stretching vessel walls and generating recoil. The other 4 L is holding the container open. That ratio is the whole reason venoconstriction is a hemodynamic intervention rather than a curiosity: there is a very large recruitable reserve sitting in the unstressed compartment.</w:t>
       </w:r>
     </w:p>
     <w:p>
       <w:r>
-        <w:t>The second number corrects an expectation. N4 gave Pms as roughly 8 to 10 mmHg, which is the healthy, normally toned, spontaneously breathing value. Measured in critically ill patients it is considerably higher. Maas and colleagues, using inspiratory hold maneuvers in mechanically ventilated postoperative cardiac surgery patients, found a mean Pms of 20.9 plus or minus 5.6 mmHg. In septic shock patients on norepinephrine, Persichini and colleagues estimated Pms at 33 plus or minus 12 mmHg. Positive pressure, vasopressor tone, and resuscitation volume all push it up, and a clinician expecting a single digit will misjudge how much gradient is available.</w:t>
+        <w:t>The second number corrects an expectation. N4 gave Pms as roughly 8 to 10 mmHg, which is the healthy, normally toned, spontaneously breathing value. Measured in critically ill patients it is considerably higher. Maas and colleagues, using inspiratory hold maneuvers in mechanically ventilated postoperative cardiac surgery patients, found a mean Pms of 20.9 (S.D. +/- 5.6 mmHg). In septic shock patients on norepinephrine, Persichini and colleagues estimated Pms at 33 (S.D. +/- 12 mmHg). Positive pressure, vasopressor tone, and resuscitation volume all push it up, and a clinician expecting a single digit will misjudge how much gradient is available.</w:t>
       </w:r>
     </w:p>
     <w:p>
@@ -309,6 +370,14 @@
       </w:r>
     </w:p>
     <w:p>
+      <w:pPr>
+        <w:pStyle w:val="Heading3"/>
+      </w:pPr>
+      <w:r>
+        <w:t>Where the collapse point sits</w:t>
+      </w:r>
+    </w:p>
+    <w:p>
       <w:r>
         <w:t>In a spontaneously breathing person the flow-limiting segment is at the thoraco-abdominal junction, where the great veins cross from the abdomen into the chest. The relevant surrounding pressure there is abdominal pressure, which at end expiration is close to zero relative to atmosphere, so flow limitation appears at an RAP slightly below zero. That is why the normal operating point in health sits just to the right of the inflection, with a small reserve of gradient in hand and none of it wasted.</w:t>
       </w:r>
@@ -338,7 +407,7 @@
     </w:p>
     <w:p>
       <w:r>
-        <w:t>The prediction, which the experiments confirmed, is that raising abdominal pressure increases inferior vena caval return when the caval pressure at the diaphragm exceeds abdominal pressure, which is zone 3, and decreases it when caval pressure sits below abdominal pressure, which is zone 2. The value of caval pressure minus abdominal pressure separating the two behaviors was 1.00 plus or minus 0.72 mmHg. Under zone 3 the abdominal venous compartment acts as a capacitor whose contents are squeezed toward the heart when abdominal pressure rises. Under zone 2 it acts as a collapsible Starling resistor with almost no wall tone, and the same rise in abdominal pressure simply raises the waterfall.</w:t>
+        <w:t>The prediction, which the experiments confirmed, is that raising abdominal pressure increases inferior vena caval return when the caval pressure at the diaphragm exceeds abdominal pressure, which is zone 3, and decreases it when caval pressure sits below abdominal pressure, which is zone 2. The value of caval pressure minus abdominal pressure separating the two behaviors was 1.00 (S.D. +/- 0.72 mmHg). Under zone 3 the abdominal venous compartment acts as a capacitor whose contents are squeezed toward the heart when abdominal pressure rises. Under zone 2 it acts as a collapsible Starling resistor with almost no wall tone, and the same rise in abdominal pressure simply raises the waterfall.</w:t>
       </w:r>
     </w:p>
     <w:p>
@@ -348,7 +417,7 @@
     </w:p>
     <w:p>
       <w:r>
-        <w:t>Guérin and colleagues took the human measurement in 2015. In thirty patients with acute circulatory failure they constructed venous return curves from paired cardiac index and central venous pressure values obtained during end-inspiratory and end-expiratory occlusions at two levels of PEEP. Passive leg raising raised Pms without changing the resistance to venous return, and it did so even in the subgroup with intra-abdominal hypertension, in whom Pms rose from 22 plus or minus 11 to 27 plus or minus 10 mmHg with no change in resistance. The discriminating finding is what happened to the gradient rather than to Pms. In fluid responders the Pms minus CVP gradient rose by 20 plus or minus 30 percent. In non-responders, Pms rose just as it did in responders, but CVP rose with it and the gradient did not change. A passive leg raise that fails is not a leg raise that recruited no volume. It is one whose recruited volume was absorbed by a right heart that could not accept it.</w:t>
+        <w:t>Guérin and colleagues took the human measurement in 2015. In thirty patients with acute circulatory failure they constructed venous return curves from paired cardiac index and central venous pressure values obtained during end-inspiratory and end-expiratory occlusions at two levels of PEEP. Passive leg raising raised Pms without changing the resistance to venous return, and it did so even in the subgroup with intra-abdominal hypertension, in whom Pms rose from 22 (S.D. +/- 11 mmHg) to 27 (S.D. +/- 10 mmHg) with no change in resistance. The discriminating finding is what happened to the gradient rather than to Pms. In fluid responders the Pms minus CVP gradient rose by 20 (S.D. +/- 30 percent). In non-responders, Pms rose just as it did in responders, but CVP rose with it and the gradient did not change. A passive leg raise that fails is not a leg raise that recruited no volume. It is one whose recruited volume was absorbed by a right heart that could not accept it.</w:t>
       </w:r>
     </w:p>
     <w:p>
@@ -360,6 +429,14 @@
       </w:r>
     </w:p>
     <w:p>
+      <w:pPr>
+        <w:pStyle w:val="Heading3"/>
+      </w:pPr>
+      <w:r>
+        <w:t>The anatomic answer</w:t>
+      </w:r>
+    </w:p>
+    <w:p>
       <w:r>
         <w:t>The Hagen-Poiseuille intuition points at radius, and radius to the fourth power dominates everything else in the expression. The counterintuitive consequence is that the venules and small veins, which hold the great majority of the blood, contribute almost nothing to resistance, because their combined cross-sectional area is enormous. Resistance concentrates instead in the vessels with the smallest total cross-section, which are the venae cavae and the large intrathoracic veins.</w:t>
       </w:r>
@@ -367,6 +444,14 @@
     <w:p>
       <w:r>
         <w:t>That localization is clinically useful because it tells you which lesions matter. Anything that narrows the cavae raises the resistance to venous return sharply and flattens the slope of the curve: intra-abdominal hypertension compressing the inferior vena cava, superior vena cava syndrome, central venous thrombosis, a mediastinal mass, tense ascites, a gravid uterus. In each case decompression is a hemodynamic intervention and not merely a symptomatic one.</w:t>
+      </w:r>
+    </w:p>
+    <w:p>
+      <w:pPr>
+        <w:pStyle w:val="Heading3"/>
+      </w:pPr>
+      <w:r>
+        <w:t>The functional answer, which is the deeper one</w:t>
       </w:r>
     </w:p>
     <w:p>
@@ -390,6 +475,14 @@
       </w:r>
     </w:p>
     <w:p>
+      <w:pPr>
+        <w:pStyle w:val="Heading3"/>
+      </w:pPr>
+      <w:r>
+        <w:t>Positive pressure ventilation, the case that separates the two answers</w:t>
+      </w:r>
+    </w:p>
+    <w:p>
       <w:r>
         <w:t>The standard teaching is that positive pressure reduces venous return by raising RAP and narrowing the Pms minus RAP gradient. Two experiments show that this explanation is incomplete in an instructive way.</w:t>
       </w:r>
@@ -406,7 +499,7 @@
     </w:p>
     <w:p>
       <w:r>
-        <w:t>Vieillard-Baron and colleagues then found the human correlate. Measuring superior vena caval diameter beat by beat on transesophageal echocardiography in 22 mechanically ventilated patients, they found 15 patients with a low collapsibility index of 17 plus or minus 7 percent and a modest inspiratory fall in right ventricular outflow of 25 plus or minus 17 percent. In seven patients the collapsibility index was 71 plus or minus 7 percent and the inspiratory fall in right ventricular outflow was 69 plus or minus 14 percent, with a shortened pulmonary artery flow period. Rapid volume expansion in that group reduced collapsibility to 15 plus or minus 12 percent and halved the inspiratory fall in outflow to 31 plus or minus 20 percent. This is zone 2 physiology in the thoracic vena cava, produced by insufficient filling and corrected by filling.</w:t>
+        <w:t>Vieillard-Baron and colleagues then found the human correlate. Measuring superior vena caval diameter beat by beat on transesophageal echocardiography in 22 mechanically ventilated patients, they found 15 patients with a low collapsibility index of 17 (S.D. +/- 7 percent) and a modest inspiratory fall in right ventricular outflow of 25 (S.D. +/- 17 percent). In seven patients the collapsibility index was 71 (S.D. +/- 7 percent) and the inspiratory fall in right ventricular outflow was 69 (S.D. +/- 14 percent), with a shortened pulmonary artery flow period. Rapid volume expansion in that group reduced collapsibility to 15 (S.D. +/- 12 percent) and halved the inspiratory fall in outflow to 31 (S.D. +/- 20 percent). This is zone 2 physiology in the thoracic vena cava, produced by insufficient filling and corrected by filling.</w:t>
       </w:r>
     </w:p>
     <w:p>
@@ -723,22 +816,32 @@
     </w:p>
     <w:p>
       <w:r>
-        <w:t>There are only two levers, volume and tone, and N4 named both. What Informed practice adds is a sense of how much each one moves and what the movement costs.</w:t>
+        <w:t>There are only two levers, volume and tone, and N4 named both. What Core practice adds is a sense of how much each one moves and what the movement costs.</w:t>
       </w:r>
     </w:p>
     <w:p>
       <w:r>
-        <w:t>Volume. Only the stressed fraction of an infused bolus raises Pms, and in a normally toned circulation that fraction is around a quarter to a third. Maas and colleagues measured the effect directly in ten ventilated postoperative cardiac surgery patients: 0.5 L of colloid raised Pms from 18.7 plus or minus 4.0 to 26.3 plus or minus 3.2 mmHg and cardiac output from 5.5 plus or minus 1.8 to 6.8 plus or minus 1.8 L/min. Worth doing the arithmetic on that: a rise of roughly 7.6 mmHg for 500 mL implies an effective systemic compliance of about 65 mL per mmHg in those patients. The same bolus in a vasodilated septic patient distributes very differently, because a more compliant reservoir absorbs more of the infusion as unstressed volume and the Pms rise is correspondingly smaller. The clinical corollary is that the response to a bolus reports on venous compliance as much as on cardiac function, which is one reason the same 500 mL produces very different answers in two patients with identical filling pressures.</w:t>
+        <w:t>Volume. Only the stressed fraction of an infused bolus raises Pms, and in a normally toned circulation that fraction is around a quarter to a third. Maas and colleagues measured the effect directly in ten ventilated postoperative cardiac surgery patients: 0.5 L of colloid raised Pms from 18.7 (S.D. +/- 4.0 mmHg) to 26.3 (S.D. +/- 3.2 mmHg) and cardiac output from 5.5 (S.D. +/- 1.8 L/min) to 6.8 (S.D. +/- 1.8 L/min). Worth doing the arithmetic on that: a rise of roughly 7.6 mmHg for 500 mL implies an effective systemic compliance of about 65 mL per mmHg in those patients. The same bolus in a vasodilated septic patient distributes very differently, because a more compliant reservoir absorbs more of the infusion as unstressed volume and the Pms rise is correspondingly smaller. The clinical corollary is that the response to a bolus reports on venous compliance as much as on cardiac function, which is one reason the same 500 mL produces very different answers in two patients with identical filling pressures.</w:t>
       </w:r>
     </w:p>
     <w:p>
       <w:r>
-        <w:t>Tone. Persichini and colleagues answered the question the other way round, by taking norepinephrine away. In sixteen patients with septic shock, reducing the dose from 0.30 to 0.19 micrograms/kg/min lowered Pms from 33 plus or minus 12 to 26 plus or minus 10 mmHg. Resistance to venous return also fell, which by itself would have helped, but it fell by less than Pms did, so venous return fell on balance and cardiac index dropped from 3.47 plus or minus 0.86 to 3.28 plus or minus 0.76 L/min/m2. The elegant part of the study is the passive leg raise performed at each dose. At the higher norepinephrine dose the leg raise raised cardiac index by 1 plus or minus 4 percent. At the lower dose it raised it by 8 plus or minus 4 percent, which means the lower dose had returned volume to the unstressed compartment where a leg raise could find it.</w:t>
+        <w:t>Tone. Persichini and colleagues answered the question the other way round, by taking norepinephrine away. In sixteen patients with septic shock, reducing the dose from 0.30 to 0.19 micrograms/kg/min lowered Pms from 33 (S.D. +/- 12 mmHg) to 26 (S.D. +/- 10 mmHg). Resistance to venous return also fell, which by itself would have helped, but it fell by less than Pms did, so venous return fell on balance and cardiac index dropped from 3.47 (S.D. +/- 0.86 L/min/m2) to 3.28 (S.D. +/- 0.76 L/min/m2). The elegant part of the study is the passive leg raise performed at each dose. At the higher norepinephrine dose the leg raise raised cardiac index by 1 (S.D. +/- 4 percent). At the lower dose it raised it by 8 (S.D. +/- 4 percent), which means the lower dose had returned volume to the unstressed compartment where a leg raise could find it.</w:t>
       </w:r>
     </w:p>
     <w:p>
       <w:r>
-        <w:t>Read forward, this is the physiological case for norepinephrine as a venous drug: it raises Pms and it raises the resistance to venous return, and the first effect is the larger, so net venous return improves. It is also a warning about weaning. A patient whose vasopressor dose is being reduced is having stressed volume converted back to unstressed volume in real time, and the fall in cardiac output that follows is a filling problem, not a new cardiac event.</w:t>
+        <w:t>The two levers interact, and the interaction runs in the direction that matters when both are being used at once. Adda and colleagues, from the same group, asked whether the norepinephrine dose changes what a given volume of fluid achieves. The reasoning is geometric. Venoconstriction shrinks the venous compartment that a bolus has to fill, so the same volume should raise the pressure in a constricted reservoir by more than it raises the pressure in a relaxed one, and the effects of the drug and of the fluid should be more than additive. In thirty ventilated septic shock patients they used a passive leg raise as a reproducible, reversible stand-in for a bolus, estimating Pms by the inspiratory hold method described below, first at the running norepinephrine dose and again after a single-step reduction to the prescribed arterial pressure target. Weaning the dose from 0.32 [IQR 0.18-0.62] to 0.26 [IQR 0.13-0.50] micrograms/kg/min lowered Pms from 30.7 (S.D. +/- 10.3 mmHg) to 27.7 (S.D. +/- 9.7 mmHg), a fall of 9 [IQR 4-19] percent, and cardiac index fell by 11 [IQR 3-16] percent. That is the Persichini result reproduced. The new finding is what the leg raise did at each dose. At the higher dose it raised Pms by 13 [IQR 9-19] percent, to 35.6 (S.D. +/- 11.2 mmHg). At the lower dose it raised Pms by 11 [IQR 6-16] percent, to 30.5 (S.D. +/- 10.4 mmHg). Adding the three separate effects together, the low-dose baseline, the increment from restoring the dose and the increment from a low-dose leg raise, predicts a high-dose leg raise value of 33.6 (S.D. +/- 10.9 mmHg). The measured value of 35.6 exceeded it, and the resistance to venous return did not change with the leg raise at either dose, so the surplus is best read as an effect on the reservoir rather than on drainage. The margin is modest in absolute terms, but the direction is what carries the lesson: norepinephrine makes the same volume of fluid count for more.</w:t>
+      </w:r>
+    </w:p>
+    <w:p>
+      <w:r>
+        <w:t>The count of preload responders moved the other way, from 8 patients (27 percent) at the higher dose to 15 (50 percent) at the lower, and the leg raise raised cardiac index by 6 [IQR 2-10] percent at the higher dose against 10 [IQR 7-15] percent at the lower. The two results are the same physiology read from opposite ends. Less venoconstriction leaves more of the blood volume in the unstressed compartment where a leg raise can recruit it, so the flow response to a preload challenge grows as the dose falls. More venoconstriction leaves the reservoir already partly filled, so a given increment of volume produces a larger rise in Pms. A bolus given during a vasopressor wean is therefore a bolus given into a reservoir that is being enlarged in real time, and it will raise Pms by less than the same volume would have done at the higher dose.</w:t>
+      </w:r>
+    </w:p>
+    <w:p>
+      <w:r>
+        <w:t>Read forward, this is the physiological case for norepinephrine as a venous drug: it raises Pms, it raises the resistance to venous return, the first effect is the larger, so net venous return improves, and it makes each unit of fluid given alongside it raise Pms by more. It is also a warning about weaning. A patient whose vasopressor dose is being reduced is having stressed volume converted back to unstressed volume in real time, and the fall in cardiac output that follows is a filling problem, not a new cardiac event.</w:t>
       </w:r>
     </w:p>
     <w:p>
@@ -752,13 +855,21 @@
       </w:r>
     </w:p>
     <w:p>
+      <w:pPr>
+        <w:pStyle w:val="Heading3"/>
+      </w:pPr>
+      <w:r>
+        <w:t>Measuring Pms at the bedside</w:t>
+      </w:r>
+    </w:p>
+    <w:p>
       <w:r>
         <w:t>Pms stopped being a purely experimental quantity some time ago. Three approaches have been validated against each other in ventilated patients. The first constructs a venous return curve from paired cardiac output and central venous pressure values obtained during a series of inspiratory hold maneuvers at different airway pressures, and extrapolates to the zero-flow intercept. The second inflates a cuff around the upper arm to create stop-flow and reads the equilibrium pressure in the arm, Parm. The third computes a model analogue, Pmsa, from a Guytonian model of the systemic circulation using routinely measured variables.</w:t>
       </w:r>
     </w:p>
     <w:p>
       <w:r>
-        <w:t>Maas and colleagues compared all three in eleven postoperative cardiac surgery patients across supine, head-up tilt and post-fluid-loading states. Parm and the inspiratory hold estimate agreed closely, with a non-significant bias of minus 1.0 plus or minus 3.08 mmHg and limits of agreement from minus 7.3 to 5.2 mmHg. The model analogue was biased low by 6.0 plus or minus 3.1 mmHg but tracked the direction of change correctly. The practical reading is that absolute agreement between methods is imperfect and that all three follow the direction of a change in effective circulating volume, which is usually the question being asked.</w:t>
+        <w:t>Maas and colleagues compared all three in eleven postoperative cardiac surgery patients across supine, head-up tilt and post-fluid-loading states. Parm and the inspiratory hold estimate agreed closely, with a non-significant bias of minus 1.0 (S.D. +/- 3.08 mmHg) and limits of agreement from minus 7.3 to 5.2 mmHg. The model analogue was biased low by 6.0 (S.D. +/- 3.1 mmHg) but tracked the direction of change correctly. The practical reading is that absolute agreement between methods is imperfect and that all three follow the direction of a change in effective circulating volume, which is usually the question being asked.</w:t>
       </w:r>
     </w:p>
     <w:p>
@@ -1137,6 +1248,14 @@
       </w:r>
     </w:p>
     <w:p>
+      <w:pPr>
+        <w:pStyle w:val="Heading3"/>
+      </w:pPr>
+      <w:r>
+        <w:t>The part that is still argued</w:t>
+      </w:r>
+    </w:p>
+    <w:p>
       <w:r>
         <w:t>It is worth knowing that the framework has serious critics, because a learner who meets the objection secondhand may over-correct. Magder and Brengelmann exchanged a formal Point and Counterpoint in 2006 on whether the classical Guyton view, that Pms, RAP and venous resistance govern venous return, is correct. Brengelmann has continued to argue the case since, holding that Pms does not drive venous return in the causal sense the equation implies and that the formulation gets the right answer for the wrong reason. Magder has defended the classical account.</w:t>
       </w:r>
@@ -1164,7 +1283,7 @@
         <w:rPr>
           <w:i/>
         </w:rPr>
-        <w:t>The next question is what happens where the two curves meet, and how a single intervention that moves both of them produces the small change in RAP and the large change in flow that we keep observing. The pulmonary circulation and the full account of what a breath does to both ventricles are taken up separately, in the modules on heart-lung interaction and on right ventricular to pulmonary arterial coupling.</w:t>
+        <w:t>The next question is what happens where the two curves meet, and how a single intervention that moves both of them produces the small change in RAP and the large change in flow that we keep observing. The venous half of what a breath does has been told here. The rest of that account, the effect of a breath on both ventricles at once, is taken up in Module I12 (opens in a new tab).</w:t>
       </w:r>
     </w:p>
     <w:p/>
@@ -1300,7 +1419,7 @@
           <w:color w:val="444444"/>
           <w:sz w:val="19"/>
         </w:rPr>
-        <w:t>13. Guérin L, Teboul JL, Persichini R, Dres M, Richard C, Monnet X. Effects of passive leg raising and volume expansion on mean systemic pressure and venous return in shock in humans. Crit Care. 2015;19:411. doi:10.1186/s13054-015-1115-2. Free full text.</w:t>
+        <w:t>13. Adda I, Lai C, Teboul JL, Guerin L, Gavelli F, Monnet X. Norepinephrine potentiates the efficacy of volume expansion on mean systemic pressure in septic shock. Crit Care. 2021;25(1):302. doi:10.1186/s13054-021-03711-5. Free full text.</w:t>
       </w:r>
     </w:p>
     <w:p>
@@ -1309,7 +1428,7 @@
           <w:color w:val="444444"/>
           <w:sz w:val="19"/>
         </w:rPr>
-        <w:t>14. Hamzaoui O, Jozwiak M, Geffriaud T, Sztrymf B, Prat D, Jacobs F, Monnet X, Trouiller P, Richard C, Teboul JL. Norepinephrine exerts an inotropic effect during the early phase of human septic shock. Br J Anaesth. 2018;120(3):517-524. doi:10.1016/j.bja.2017.11.065.</w:t>
+        <w:t>14. Guérin L, Teboul JL, Persichini R, Dres M, Richard C, Monnet X. Effects of passive leg raising and volume expansion on mean systemic pressure and venous return in shock in humans. Crit Care. 2015;19:411. doi:10.1186/s13054-015-1115-2. Free full text.</w:t>
       </w:r>
     </w:p>
     <w:p>
@@ -1318,7 +1437,7 @@
           <w:color w:val="444444"/>
           <w:sz w:val="19"/>
         </w:rPr>
-        <w:t>15. Berlin DA, Bakker J. Starling curves and central venous pressure. Crit Care. 2015;19(1):55. doi:10.1186/s13054-015-0776-1. Free full text.</w:t>
+        <w:t>15. Hamzaoui O, Jozwiak M, Geffriaud T, Sztrymf B, Prat D, Jacobs F, Monnet X, Trouiller P, Richard C, Teboul JL. Norepinephrine exerts an inotropic effect during the early phase of human septic shock. Br J Anaesth. 2018;120(3):517-524. doi:10.1016/j.bja.2017.11.065.</w:t>
       </w:r>
     </w:p>
     <w:p>
@@ -1327,7 +1446,7 @@
           <w:color w:val="444444"/>
           <w:sz w:val="19"/>
         </w:rPr>
-        <w:t>16. Magder S. Right atrial pressure in the critically ill: how to measure, what is the value, what are the limitations? Chest. 2017;151(4):908-916. doi:10.1016/j.chest.2016.10.026.</w:t>
+        <w:t>16. Berlin DA, Bakker J. Starling curves and central venous pressure. Crit Care. 2015;19(1):55. doi:10.1186/s13054-015-0776-1. Free full text.</w:t>
       </w:r>
     </w:p>
     <w:p>
@@ -1336,7 +1455,7 @@
           <w:color w:val="444444"/>
           <w:sz w:val="19"/>
         </w:rPr>
-        <w:t>17. Magder S. Point: the classical Guyton view that mean systemic pressure, right atrial pressure, and venous resistance govern venous return is/is not correct. J Appl Physiol (1985). 2006;101(5):1523-1525. doi:10.1152/japplphysiol.00698.2006.</w:t>
+        <w:t>17. Magder S. Right atrial pressure in the critically ill: how to measure, what is the value, what are the limitations? Chest. 2017;151(4):908-916. doi:10.1016/j.chest.2016.10.026.</w:t>
       </w:r>
     </w:p>
     <w:p>
@@ -1345,7 +1464,7 @@
           <w:color w:val="444444"/>
           <w:sz w:val="19"/>
         </w:rPr>
-        <w:t>18. Brengelmann GL. Counterpoint: the classical Guyton view that mean systemic pressure, right atrial pressure, and venous resistance govern venous return is not correct. J Appl Physiol (1985). 2006;101(5):1525-1526. doi:10.1152/japplphysiol.00698a.2006.</w:t>
+        <w:t>18. Magder S. Point: the classical Guyton view that mean systemic pressure, right atrial pressure, and venous resistance govern venous return is/is not correct. J Appl Physiol (1985). 2006;101(5):1523-1525. doi:10.1152/japplphysiol.00698.2006.</w:t>
       </w:r>
     </w:p>
     <w:p>
@@ -1354,7 +1473,16 @@
           <w:color w:val="444444"/>
           <w:sz w:val="19"/>
         </w:rPr>
-        <w:t>19. Brengelmann GL. Venous return, mean systemic pressure and getting the right answer for the wrong reason. Ann Transl Med. 2019;7(8):185. doi:10.21037/atm.2019.03.64. Free full text.</w:t>
+        <w:t>19. Brengelmann GL. Counterpoint: the classical Guyton view that mean systemic pressure, right atrial pressure, and venous resistance govern venous return is not correct. J Appl Physiol (1985). 2006;101(5):1525-1526. doi:10.1152/japplphysiol.00698a.2006.</w:t>
+      </w:r>
+    </w:p>
+    <w:p>
+      <w:r>
+        <w:rPr>
+          <w:color w:val="444444"/>
+          <w:sz w:val="19"/>
+        </w:rPr>
+        <w:t>20. Brengelmann GL. Venous return, mean systemic pressure and getting the right answer for the wrong reason. Ann Transl Med. 2019;7(8):185. doi:10.21037/atm.2019.03.64. Free full text.</w:t>
       </w:r>
     </w:p>
     <w:sectPr>
